--- a/lab07/unit_07-more_css_box_model(1).docx
+++ b/lab07/unit_07-more_css_box_model(1).docx
@@ -1,6 +1,6 @@
 
 <file path=word/document.xml><?xml version="1.0" encoding="utf-8"?>
-<w:document xmlns:wpc="http://schemas.microsoft.com/office/word/2010/wordprocessingCanvas" xmlns:cx="http://schemas.microsoft.com/office/drawing/2014/chartex" xmlns:cx1="http://schemas.microsoft.com/office/drawing/2015/9/8/chartex" xmlns:cx2="http://schemas.microsoft.com/office/drawing/2015/10/21/chartex" xmlns:cx3="http://schemas.microsoft.com/office/drawing/2016/5/9/chartex" xmlns:cx4="http://schemas.microsoft.com/office/drawing/2016/5/10/chartex" xmlns:cx5="http://schemas.microsoft.com/office/drawing/2016/5/11/chartex" xmlns:cx6="http://schemas.microsoft.com/office/drawing/2016/5/12/chartex" xmlns:cx7="http://schemas.microsoft.com/office/drawing/2016/5/13/chartex" xmlns:cx8="http://schemas.microsoft.com/office/drawing/2016/5/14/chartex" xmlns:mc="http://schemas.openxmlformats.org/markup-compatibility/2006" xmlns:aink="http://schemas.microsoft.com/office/drawing/2016/ink" xmlns:am3d="http://schemas.microsoft.com/office/drawing/2017/model3d" xmlns:o="urn:schemas-microsoft-com:office:office" xmlns:oel="http://schemas.microsoft.com/office/2019/extlst" xmlns:r="http://schemas.openxmlformats.org/officeDocument/2006/relationships" xmlns:m="http://schemas.openxmlformats.org/officeDocument/2006/math" xmlns:v="urn:schemas-microsoft-com:vml" xmlns:wp14="http://schemas.microsoft.com/office/word/2010/wordprocessingDrawing" xmlns:wp="http://schemas.openxmlformats.org/drawingml/2006/wordprocessingDrawing" xmlns:w10="urn:schemas-microsoft-com:office:word" xmlns:w="http://schemas.openxmlformats.org/wordprocessingml/2006/main" xmlns:w14="http://schemas.microsoft.com/office/word/2010/wordml" xmlns:w15="http://schemas.microsoft.com/office/word/2012/wordml" xmlns:w16cex="http://schemas.microsoft.com/office/word/2018/wordml/cex" xmlns:w16cid="http://schemas.microsoft.com/office/word/2016/wordml/cid" xmlns:w16="http://schemas.microsoft.com/office/word/2018/wordml" xmlns:w16du="http://schemas.microsoft.com/office/word/2023/wordml/word16du" xmlns:w16sdtdh="http://schemas.microsoft.com/office/word/2020/wordml/sdtdatahash" xmlns:w16sdtfl="http://schemas.microsoft.com/office/word/2024/wordml/sdtformatlock" xmlns:w16se="http://schemas.microsoft.com/office/word/2015/wordml/symex" xmlns:wpg="http://schemas.microsoft.com/office/word/2010/wordprocessingGroup" xmlns:wpi="http://schemas.microsoft.com/office/word/2010/wordprocessingInk" xmlns:wne="http://schemas.microsoft.com/office/word/2006/wordml" xmlns:wps="http://schemas.microsoft.com/office/word/2010/wordprocessingShape" mc:Ignorable="w14 w15 w16se w16cid w16 w16cex w16sdtdh w16sdtfl w16du wp14">
+<w:document xmlns:wpc="http://schemas.microsoft.com/office/word/2010/wordprocessingCanvas" xmlns:cx="http://schemas.microsoft.com/office/drawing/2014/chartex" xmlns:cx1="http://schemas.microsoft.com/office/drawing/2015/9/8/chartex" xmlns:cx2="http://schemas.microsoft.com/office/drawing/2015/10/21/chartex" xmlns:cx3="http://schemas.microsoft.com/office/drawing/2016/5/9/chartex" xmlns:cx4="http://schemas.microsoft.com/office/drawing/2016/5/10/chartex" xmlns:cx5="http://schemas.microsoft.com/office/drawing/2016/5/11/chartex" xmlns:cx6="http://schemas.microsoft.com/office/drawing/2016/5/12/chartex" xmlns:cx7="http://schemas.microsoft.com/office/drawing/2016/5/13/chartex" xmlns:cx8="http://schemas.microsoft.com/office/drawing/2016/5/14/chartex" xmlns:mc="http://schemas.openxmlformats.org/markup-compatibility/2006" xmlns:m="http://schemas.openxmlformats.org/officeDocument/2006/math" xmlns:aink="http://schemas.microsoft.com/office/drawing/2016/ink" xmlns:am3d="http://schemas.microsoft.com/office/drawing/2017/model3d" xmlns:oel="http://schemas.microsoft.com/office/2019/extlst" xmlns:r="http://schemas.openxmlformats.org/officeDocument/2006/relationships" xmlns:wp14="http://schemas.microsoft.com/office/word/2010/wordprocessingDrawing" xmlns:wp="http://schemas.openxmlformats.org/drawingml/2006/wordprocessingDrawing" xmlns:wpg="http://schemas.microsoft.com/office/word/2010/wordprocessingGroup" xmlns:wpi="http://schemas.microsoft.com/office/word/2010/wordprocessingInk" xmlns:wps="http://schemas.microsoft.com/office/word/2010/wordprocessingShape" xmlns:o="urn:schemas-microsoft-com:office:office" xmlns:v="urn:schemas-microsoft-com:vml" xmlns:w10="urn:schemas-microsoft-com:office:word" xmlns:w="http://schemas.openxmlformats.org/wordprocessingml/2006/main" xmlns:w14="http://schemas.microsoft.com/office/word/2010/wordml" xmlns:w15="http://schemas.microsoft.com/office/word/2012/wordml" xmlns:w16cex="http://schemas.microsoft.com/office/word/2018/wordml/cex" xmlns:w16cid="http://schemas.microsoft.com/office/word/2016/wordml/cid" xmlns:w16="http://schemas.microsoft.com/office/word/2018/wordml" xmlns:w16sdtdh="http://schemas.microsoft.com/office/word/2020/wordml/sdtdatahash" xmlns:w16sdtfl="http://schemas.microsoft.com/office/word/2024/wordml/sdtformatlock" xmlns:w16se="http://schemas.microsoft.com/office/word/2015/wordml/symex" xmlns:w16du="http://schemas.microsoft.com/office/word/2023/wordml/word16du" xmlns:wne="http://schemas.microsoft.com/office/word/2006/wordml" mc:Ignorable="w14 w15 w16se w16cid w16 w16cex w16sdtdh w16sdtfl w16du wp14">
   <w:body>
     <w:p>
       <w:pPr>
@@ -205,25 +205,50 @@
     <w:p>
       <w:pPr>
         <w:numPr>
-          <w:ilvl w:val="1"/>
+          <w:ilvl w:val="2"/>
           <w:numId w:val="24"/>
         </w:numPr>
       </w:pPr>
-      <w:r>
-        <w:t>What pages do the</w:t>
-      </w:r>
-      <w:r>
-        <w:t xml:space="preserve"> museum</w:t>
-      </w:r>
-      <w:r>
-        <w:t xml:space="preserve"> sites</w:t>
-      </w:r>
-      <w:r>
-        <w:t xml:space="preserve"> you researched</w:t>
-      </w:r>
-      <w:r>
-        <w:t xml:space="preserve"> have in common?  </w:t>
-      </w:r>
+      <w:hyperlink r:id="rId6" w:history="1">
+        <w:r>
+          <w:rPr>
+            <w:rStyle w:val="Hyperlink"/>
+          </w:rPr>
+          <w:t>https://www.metmuseum.org/</w:t>
+        </w:r>
+      </w:hyperlink>
+    </w:p>
+    <w:p>
+      <w:pPr>
+        <w:numPr>
+          <w:ilvl w:val="2"/>
+          <w:numId w:val="24"/>
+        </w:numPr>
+      </w:pPr>
+      <w:hyperlink r:id="rId7" w:history="1">
+        <w:r>
+          <w:rPr>
+            <w:rStyle w:val="Hyperlink"/>
+          </w:rPr>
+          <w:t>https://airandspace.si.edu/</w:t>
+        </w:r>
+      </w:hyperlink>
+    </w:p>
+    <w:p>
+      <w:pPr>
+        <w:numPr>
+          <w:ilvl w:val="2"/>
+          <w:numId w:val="24"/>
+        </w:numPr>
+      </w:pPr>
+      <w:hyperlink r:id="rId8" w:history="1">
+        <w:r>
+          <w:rPr>
+            <w:rStyle w:val="Hyperlink"/>
+          </w:rPr>
+          <w:t>https://www.louvre.fr/en</w:t>
+        </w:r>
+      </w:hyperlink>
     </w:p>
     <w:p>
       <w:pPr>
@@ -233,7 +258,50 @@
         </w:numPr>
       </w:pPr>
       <w:r>
-        <w:t>What pages are different or unique on the three sites?</w:t>
+        <w:t>What pages do the</w:t>
+      </w:r>
+      <w:r>
+        <w:t xml:space="preserve"> museum</w:t>
+      </w:r>
+      <w:r>
+        <w:t xml:space="preserve"> sites</w:t>
+      </w:r>
+      <w:r>
+        <w:t xml:space="preserve"> you researched</w:t>
+      </w:r>
+      <w:r>
+        <w:t xml:space="preserve"> have in common?  </w:t>
+      </w:r>
+    </w:p>
+    <w:p>
+      <w:pPr>
+        <w:ind w:left="1440"/>
+      </w:pPr>
+      <w:r>
+        <w:t xml:space="preserve">The </w:t>
+      </w:r>
+      <w:r>
+        <w:t>navigations</w:t>
+      </w:r>
+      <w:r>
+        <w:t xml:space="preserve"> are relatively similar. With the same options </w:t>
+      </w:r>
+      <w:proofErr w:type="gramStart"/>
+      <w:r>
+        <w:t>like</w:t>
+      </w:r>
+      <w:proofErr w:type="gramEnd"/>
+      <w:r>
+        <w:t xml:space="preserve"> where to buy tickets, their hours, the exhibits they have open. </w:t>
+      </w:r>
+      <w:r>
+        <w:t>Their home pages are relatively the same with a picture of the inside of their museum and more photos leading to links of their exhibits/exploring their museum. They also all have</w:t>
+      </w:r>
+      <w:r>
+        <w:t xml:space="preserve"> a museum </w:t>
+      </w:r>
+      <w:r>
+        <w:t xml:space="preserve">collection to see their collection online. </w:t>
       </w:r>
     </w:p>
     <w:p>
@@ -244,7 +312,24 @@
         </w:numPr>
       </w:pPr>
       <w:r>
-        <w:t>What are some good things about these sites and what don’t you like?</w:t>
+        <w:t>What pages are different or unique on the three sites?</w:t>
+      </w:r>
+    </w:p>
+    <w:p>
+      <w:pPr>
+        <w:ind w:left="1440"/>
+      </w:pPr>
+      <w:r>
+        <w:lastRenderedPageBreak/>
+        <w:t xml:space="preserve">Their specific pages are different. Like when it comes to the exhibitions, the site is tailored more towards that </w:t>
+      </w:r>
+      <w:proofErr w:type="gramStart"/>
+      <w:r>
+        <w:t>exhibition</w:t>
+      </w:r>
+      <w:proofErr w:type="gramEnd"/>
+      <w:r>
+        <w:t xml:space="preserve"> and it strays different than the other websites.</w:t>
       </w:r>
     </w:p>
     <w:p>
@@ -255,7 +340,37 @@
         </w:numPr>
       </w:pPr>
       <w:r>
-        <w:t>Create your own museum site map with a home page and at least 8 sub pages.</w:t>
+        <w:t>What are some good things about these sites and what don’t you like?</w:t>
+      </w:r>
+    </w:p>
+    <w:p>
+      <w:pPr>
+        <w:ind w:left="1440"/>
+      </w:pPr>
+      <w:r>
+        <w:t xml:space="preserve">I really like the aesthetics on all of them, their heavy use of pictures. </w:t>
+      </w:r>
+      <w:r>
+        <w:t>I don’t like the buttons and text the aerospace museum used, they look very default and not too stylized at all. It kind of takes me out of the illusion.</w:t>
+      </w:r>
+    </w:p>
+    <w:p>
+      <w:pPr>
+        <w:numPr>
+          <w:ilvl w:val="1"/>
+          <w:numId w:val="24"/>
+        </w:numPr>
+      </w:pPr>
+      <w:r>
+        <w:t xml:space="preserve">Create your own museum site map with a home page and at least 8 </w:t>
+      </w:r>
+      <w:proofErr w:type="spellStart"/>
+      <w:r>
+        <w:t>sub pages</w:t>
+      </w:r>
+      <w:proofErr w:type="spellEnd"/>
+      <w:r>
+        <w:t>.</w:t>
       </w:r>
       <w:r>
         <w:t xml:space="preserve">  Make sure you have a title for the site map, home page, and second level pages.</w:t>
@@ -274,7 +389,7 @@
       <w:r>
         <w:t xml:space="preserve">se </w:t>
       </w:r>
-      <w:hyperlink r:id="rId6" w:history="1">
+      <w:hyperlink r:id="rId9" w:history="1">
         <w:r>
           <w:rPr>
             <w:rStyle w:val="Hyperlink"/>
@@ -291,6 +406,19 @@
     </w:p>
     <w:p>
       <w:pPr>
+        <w:ind w:left="1800"/>
+      </w:pPr>
+      <w:hyperlink r:id="rId10" w:history="1">
+        <w:r>
+          <w:rPr>
+            <w:rStyle w:val="Hyperlink"/>
+          </w:rPr>
+          <w:t>https://www.gloomaps.com/D87CadbPMx</w:t>
+        </w:r>
+      </w:hyperlink>
+    </w:p>
+    <w:p>
+      <w:pPr>
         <w:numPr>
           <w:ilvl w:val="1"/>
           <w:numId w:val="24"/>
@@ -300,52 +428,120 @@
         <w:t xml:space="preserve">Write a short rationale for why you chose those pages.  </w:t>
       </w:r>
       <w:r>
-        <w:t xml:space="preserve">For example, I once worked for a car dealership and they focused on helping lower income folks buy cars so there were a lot of pages devoted to how to finance if you are in this </w:t>
-      </w:r>
+        <w:t xml:space="preserve">For example, I once worked for a car </w:t>
+      </w:r>
+      <w:proofErr w:type="gramStart"/>
+      <w:r>
+        <w:t>dealership</w:t>
+      </w:r>
+      <w:proofErr w:type="gramEnd"/>
+      <w:r>
+        <w:t xml:space="preserve"> and they focused on helping lower income folks buy cars so there were a lot of pages devoted to how to finance if you are in this income bracket.  All museum sites are different.  Why does your museum have these pages?</w:t>
+      </w:r>
+    </w:p>
+    <w:p>
+      <w:pPr>
+        <w:ind w:left="1440"/>
+      </w:pPr>
+      <w:r>
+        <w:t xml:space="preserve">I took a few art history </w:t>
+      </w:r>
+      <w:proofErr w:type="gramStart"/>
+      <w:r>
+        <w:t>classes</w:t>
+      </w:r>
+      <w:proofErr w:type="gramEnd"/>
+      <w:r>
+        <w:t xml:space="preserve"> and I really became </w:t>
+      </w:r>
+      <w:proofErr w:type="gramStart"/>
+      <w:r>
+        <w:t>accustom</w:t>
+      </w:r>
+      <w:proofErr w:type="gramEnd"/>
+      <w:r>
+        <w:t xml:space="preserve"> to them. Not only that, </w:t>
+      </w:r>
+      <w:proofErr w:type="gramStart"/>
+      <w:r>
+        <w:t>many people</w:t>
+      </w:r>
+      <w:proofErr w:type="gramEnd"/>
+      <w:r>
+        <w:t xml:space="preserve"> I know donate/have subscriptions to museums and zoos near us. With that in mind, I made sure to add things like a </w:t>
+      </w:r>
+      <w:r>
+        <w:t>donator</w:t>
+      </w:r>
+      <w:r>
+        <w:t xml:space="preserve"> thank you page as well </w:t>
+      </w:r>
+      <w:proofErr w:type="gramStart"/>
+      <w:r>
+        <w:t>as a way to</w:t>
+      </w:r>
+      <w:proofErr w:type="gramEnd"/>
+      <w:r>
+        <w:t xml:space="preserve"> donate/subscribe to a ticket list to get tickets for frequent visitors. Not only that, </w:t>
+      </w:r>
+      <w:proofErr w:type="gramStart"/>
+      <w:r>
+        <w:t>I am</w:t>
+      </w:r>
+      <w:proofErr w:type="gramEnd"/>
+      <w:r>
+        <w:t xml:space="preserve"> always looking at </w:t>
+      </w:r>
+      <w:r>
+        <w:t>schedules</w:t>
+      </w:r>
+      <w:r>
+        <w:t xml:space="preserve"> so I made sure to add dates and times to as many sections as possible. In addition, I added </w:t>
+      </w:r>
+      <w:r>
+        <w:t xml:space="preserve">a collections page where students can look through the museums collection to study and learn more about artwork that may not be physically accessible. </w:t>
+      </w:r>
+    </w:p>
+    <w:p/>
+    <w:p>
+      <w:pPr>
+        <w:pStyle w:val="Heading2"/>
+      </w:pPr>
+      <w:r>
+        <w:t>SETUP</w:t>
+      </w:r>
+    </w:p>
+    <w:p>
+      <w:r>
+        <w:t xml:space="preserve">Create a folder in your </w:t>
+      </w:r>
+      <w:r>
+        <w:t>GitHub</w:t>
+      </w:r>
+      <w:r>
+        <w:t xml:space="preserve"> repository called lab07.  Place a copy of your latest skills, bio and contact pages in the new folder.  Do not copy the stylesheet from the last lab.</w:t>
+      </w:r>
+    </w:p>
+    <w:p>
+      <w:pPr>
+        <w:pStyle w:val="Heading2"/>
+      </w:pPr>
+      <w:r>
+        <w:t xml:space="preserve">Website </w:t>
+      </w:r>
+      <w:r>
+        <w:t>development lifecycle</w:t>
+      </w:r>
+      <w:r>
+        <w:t xml:space="preserve"> and style document</w:t>
+      </w:r>
+    </w:p>
+    <w:p>
+      <w:pPr>
+        <w:pStyle w:val="Heading3"/>
+      </w:pPr>
       <w:r>
         <w:lastRenderedPageBreak/>
-        <w:t>income bracket.  All museum sites are different.  Why does your museum have these pages?</w:t>
-      </w:r>
-    </w:p>
-    <w:p/>
-    <w:p>
-      <w:pPr>
-        <w:pStyle w:val="Heading2"/>
-      </w:pPr>
-      <w:r>
-        <w:t>SETUP</w:t>
-      </w:r>
-    </w:p>
-    <w:p>
-      <w:r>
-        <w:t xml:space="preserve">Create a folder in your </w:t>
-      </w:r>
-      <w:r>
-        <w:t>GitHub</w:t>
-      </w:r>
-      <w:r>
-        <w:t xml:space="preserve"> repository called lab07.  Place a copy of your latest skills, bio and contact pages in the new folder.  Do not copy the stylesheet from the last lab.</w:t>
-      </w:r>
-    </w:p>
-    <w:p>
-      <w:pPr>
-        <w:pStyle w:val="Heading2"/>
-      </w:pPr>
-      <w:r>
-        <w:t xml:space="preserve">Website </w:t>
-      </w:r>
-      <w:r>
-        <w:t>development lifecycle</w:t>
-      </w:r>
-      <w:r>
-        <w:t xml:space="preserve"> and style document</w:t>
-      </w:r>
-    </w:p>
-    <w:p>
-      <w:pPr>
-        <w:pStyle w:val="Heading3"/>
-      </w:pPr>
-      <w:r>
         <w:t>Lifecycle</w:t>
       </w:r>
     </w:p>
@@ -396,7 +592,7 @@
             <wp:cNvGraphicFramePr/>
             <a:graphic xmlns:a="http://schemas.openxmlformats.org/drawingml/2006/main">
               <a:graphicData uri="http://schemas.openxmlformats.org/drawingml/2006/diagram">
-                <dgm:relIds xmlns:dgm="http://schemas.openxmlformats.org/drawingml/2006/diagram" xmlns:r="http://schemas.openxmlformats.org/officeDocument/2006/relationships" r:dm="rId7" r:lo="rId8" r:qs="rId9" r:cs="rId10"/>
+                <dgm:relIds xmlns:dgm="http://schemas.openxmlformats.org/drawingml/2006/diagram" xmlns:r="http://schemas.openxmlformats.org/officeDocument/2006/relationships" r:dm="rId11" r:lo="rId12" r:qs="rId13" r:cs="rId14"/>
               </a:graphicData>
             </a:graphic>
           </wp:inline>
@@ -508,10 +704,17 @@
     </w:p>
     <w:p>
       <w:r>
-        <w:lastRenderedPageBreak/>
-        <w:t xml:space="preserve">If you’d like to take a look at a real style document, head on over to this link: </w:t>
-      </w:r>
-      <w:hyperlink r:id="rId12" w:history="1">
+        <w:t xml:space="preserve">If you’d like to </w:t>
+      </w:r>
+      <w:proofErr w:type="gramStart"/>
+      <w:r>
+        <w:t>take a look</w:t>
+      </w:r>
+      <w:proofErr w:type="gramEnd"/>
+      <w:r>
+        <w:t xml:space="preserve"> at a real style document, head on over to this link: </w:t>
+      </w:r>
+      <w:hyperlink r:id="rId16" w:history="1">
         <w:r>
           <w:rPr>
             <w:rStyle w:val="Hyperlink"/>
@@ -564,7 +767,7 @@
       <w:r>
         <w:t xml:space="preserve"> </w:t>
       </w:r>
-      <w:hyperlink r:id="rId13" w:history="1">
+      <w:hyperlink r:id="rId17" w:history="1">
         <w:r>
           <w:rPr>
             <w:rStyle w:val="Hyperlink"/>
@@ -612,6 +815,7 @@
         </w:numPr>
       </w:pPr>
       <w:r>
+        <w:lastRenderedPageBreak/>
         <w:t>Link color</w:t>
       </w:r>
     </w:p>
@@ -684,9 +888,11 @@
       <w:r>
         <w:t xml:space="preserve"> </w:t>
       </w:r>
+      <w:proofErr w:type="gramStart"/>
       <w:r>
         <w:t>16 digit</w:t>
       </w:r>
+      <w:proofErr w:type="gramEnd"/>
       <w:r>
         <w:t xml:space="preserve"> number system to assign colors and are the most popular way for web developers to specify a color value.  Developers specify 6 digits 0-F for the color </w:t>
       </w:r>
@@ -768,7 +974,7 @@
                     </pic:cNvPicPr>
                   </pic:nvPicPr>
                   <pic:blipFill>
-                    <a:blip r:embed="rId14"/>
+                    <a:blip r:embed="rId18"/>
                     <a:stretch>
                       <a:fillRect/>
                     </a:stretch>
@@ -798,7 +1004,15 @@
         </w:numPr>
       </w:pPr>
       <w:r>
-        <w:t xml:space="preserve">First, we are going to rename your bio HTML page.  Click on it in your </w:t>
+        <w:t xml:space="preserve">First, we are going to rename your </w:t>
+      </w:r>
+      <w:proofErr w:type="gramStart"/>
+      <w:r>
+        <w:t>bio HTML</w:t>
+      </w:r>
+      <w:proofErr w:type="gramEnd"/>
+      <w:r>
+        <w:t xml:space="preserve"> page.  Click on it in your </w:t>
       </w:r>
       <w:r>
         <w:t>GitHub</w:t>
@@ -837,11 +1051,7 @@
         <w:t>name,</w:t>
       </w:r>
       <w:r>
-        <w:t xml:space="preserve"> make sure to update the style </w:t>
-      </w:r>
-      <w:r>
-        <w:lastRenderedPageBreak/>
-        <w:t>tags on all three pages.</w:t>
+        <w:t xml:space="preserve"> make sure to update the style tags on all three pages.</w:t>
       </w:r>
       <w:r>
         <w:br/>
@@ -883,6 +1093,7 @@
     </w:p>
     <w:p>
       <w:r>
+        <w:lastRenderedPageBreak/>
         <w:t xml:space="preserve">I am going to preview the semantic element &lt;nav&gt; (more on semantic elements next week).  Semantic elements define parts of the web page.  They are useful to developers because they allow us to use CSS on certain sections of the page.  They are useful for SEO (search engine positioning) because semantic tags help search engines understand what content means on your page.  The nav element is meant to hold the main navigation on your webpage.  </w:t>
       </w:r>
     </w:p>
@@ -926,7 +1137,7 @@
                     <pic:cNvPicPr/>
                   </pic:nvPicPr>
                   <pic:blipFill>
-                    <a:blip r:embed="rId15"/>
+                    <a:blip r:embed="rId19"/>
                     <a:stretch>
                       <a:fillRect/>
                     </a:stretch>
@@ -1047,7 +1258,7 @@
                     <pic:cNvPicPr/>
                   </pic:nvPicPr>
                   <pic:blipFill>
-                    <a:blip r:embed="rId16"/>
+                    <a:blip r:embed="rId20"/>
                     <a:stretch>
                       <a:fillRect/>
                     </a:stretch>
@@ -1077,11 +1288,18 @@
         </w:numPr>
       </w:pPr>
       <w:r>
-        <w:lastRenderedPageBreak/>
         <w:t>A</w:t>
       </w:r>
       <w:r>
-        <w:t>dd the background color for the nav element to your CSS stylesheet.  The selector is nav, the property is background-color and the value is the hex color you choose above.</w:t>
+        <w:t>dd the background color for the nav element to your CSS stylesheet.  The selector is nav, the property is background-</w:t>
+      </w:r>
+      <w:proofErr w:type="gramStart"/>
+      <w:r>
+        <w:t>color</w:t>
+      </w:r>
+      <w:proofErr w:type="gramEnd"/>
+      <w:r>
+        <w:t xml:space="preserve"> and the value is the hex color you choose above.</w:t>
       </w:r>
       <w:r>
         <w:br/>
@@ -1104,8 +1322,13 @@
       <w:pPr>
         <w:jc w:val="center"/>
       </w:pPr>
-      <w:r>
-        <w:t>Parent_selector selector {property: value}</w:t>
+      <w:proofErr w:type="spellStart"/>
+      <w:r>
+        <w:t>Parent_selector</w:t>
+      </w:r>
+      <w:proofErr w:type="spellEnd"/>
+      <w:r>
+        <w:t xml:space="preserve"> selector {property: value}</w:t>
       </w:r>
     </w:p>
     <w:p>
@@ -1164,8 +1387,15 @@
       <w:pPr>
         <w:jc w:val="center"/>
       </w:pPr>
-      <w:r>
-        <w:t>selector:state {property: value}</w:t>
+      <w:proofErr w:type="spellStart"/>
+      <w:proofErr w:type="gramStart"/>
+      <w:r>
+        <w:t>selector:state</w:t>
+      </w:r>
+      <w:proofErr w:type="spellEnd"/>
+      <w:proofErr w:type="gramEnd"/>
+      <w:r>
+        <w:t xml:space="preserve"> {property: value}</w:t>
       </w:r>
       <w:r>
         <w:br/>
@@ -1193,7 +1423,17 @@
       </w:r>
       <w:r>
         <w:br/>
-        <w:t>nav a:hover {background-color: #??????;}</w:t>
+        <w:t xml:space="preserve">nav </w:t>
+      </w:r>
+      <w:proofErr w:type="spellStart"/>
+      <w:proofErr w:type="gramStart"/>
+      <w:r>
+        <w:t>a:hover</w:t>
+      </w:r>
+      <w:proofErr w:type="spellEnd"/>
+      <w:proofErr w:type="gramEnd"/>
+      <w:r>
+        <w:t xml:space="preserve"> {background-color: #??????;}</w:t>
       </w:r>
       <w:r>
         <w:br/>
@@ -1212,7 +1452,6 @@
         <w:br/>
       </w:r>
       <w:r>
-        <w:lastRenderedPageBreak/>
         <w:br/>
       </w:r>
       <w:r>
@@ -1235,7 +1474,7 @@
                     <pic:cNvPicPr/>
                   </pic:nvPicPr>
                   <pic:blipFill>
-                    <a:blip r:embed="rId17"/>
+                    <a:blip r:embed="rId21"/>
                     <a:stretch>
                       <a:fillRect/>
                     </a:stretch>
@@ -1269,10 +1508,18 @@
         <w:t>The CSS box model is a box that wraps around every HTML element. It consists of</w:t>
       </w:r>
       <w:r>
-        <w:t xml:space="preserve"> different properties you can style</w:t>
-      </w:r>
-      <w:r>
-        <w:t xml:space="preserve">: margins, borders, padding, and the content. </w:t>
+        <w:t xml:space="preserve"> different properties you can </w:t>
+      </w:r>
+      <w:proofErr w:type="gramStart"/>
+      <w:r>
+        <w:t>style</w:t>
+      </w:r>
+      <w:r>
+        <w:t>:</w:t>
+      </w:r>
+      <w:proofErr w:type="gramEnd"/>
+      <w:r>
+        <w:t xml:space="preserve"> margins, borders, padding, and the content. </w:t>
       </w:r>
     </w:p>
     <w:p/>
@@ -1281,6 +1528,7 @@
         <w:rPr>
           <w:noProof/>
         </w:rPr>
+        <w:lastRenderedPageBreak/>
         <w:drawing>
           <wp:inline distT="0" distB="0" distL="0" distR="0" wp14:anchorId="3BD957B7" wp14:editId="5FB5D427">
             <wp:extent cx="5943600" cy="3016250"/>
@@ -1311,7 +1559,7 @@
                     </pic:cNvPicPr>
                   </pic:nvPicPr>
                   <pic:blipFill>
-                    <a:blip r:embed="rId18"/>
+                    <a:blip r:embed="rId22"/>
                     <a:stretch>
                       <a:fillRect/>
                     </a:stretch>
@@ -1393,11 +1641,7 @@
         </w:numPr>
       </w:pPr>
       <w:r>
-        <w:t xml:space="preserve">Let's also add a margin around the navigation so the nav has some space before the content starts.  This is often called white space and adding it to your web pages is important.  It helps to give a visual separation, make a site look more organized and less </w:t>
-      </w:r>
-      <w:r>
-        <w:lastRenderedPageBreak/>
-        <w:t xml:space="preserve">busy.  In lecture this week I showed you how to put a margin all the way around an element.  Now we are going to change the margin just on the bottom of the element. </w:t>
+        <w:t xml:space="preserve">Let's also add a margin around the navigation so the nav has some space before the content starts.  This is often called white space and adding it to your web pages is important.  It helps to give a visual separation, make a site look more organized and less busy.  In lecture this week I showed you how to put a margin all the way around an element.  Now we are going to change the margin just on the bottom of the element. </w:t>
       </w:r>
       <w:r>
         <w:br/>
@@ -1476,6 +1720,7 @@
     </w:p>
     <w:p>
       <w:r>
+        <w:lastRenderedPageBreak/>
         <w:t xml:space="preserve">Create a word document, pdf or use the "write submission" option in </w:t>
       </w:r>
       <w:r>
@@ -1653,7 +1898,7 @@
 </file>
 
 <file path=word/numbering.xml><?xml version="1.0" encoding="utf-8"?>
-<w:numbering xmlns:wpc="http://schemas.microsoft.com/office/word/2010/wordprocessingCanvas" xmlns:cx="http://schemas.microsoft.com/office/drawing/2014/chartex" xmlns:cx1="http://schemas.microsoft.com/office/drawing/2015/9/8/chartex" xmlns:cx2="http://schemas.microsoft.com/office/drawing/2015/10/21/chartex" xmlns:cx3="http://schemas.microsoft.com/office/drawing/2016/5/9/chartex" xmlns:cx4="http://schemas.microsoft.com/office/drawing/2016/5/10/chartex" xmlns:cx5="http://schemas.microsoft.com/office/drawing/2016/5/11/chartex" xmlns:cx6="http://schemas.microsoft.com/office/drawing/2016/5/12/chartex" xmlns:cx7="http://schemas.microsoft.com/office/drawing/2016/5/13/chartex" xmlns:cx8="http://schemas.microsoft.com/office/drawing/2016/5/14/chartex" xmlns:mc="http://schemas.openxmlformats.org/markup-compatibility/2006" xmlns:aink="http://schemas.microsoft.com/office/drawing/2016/ink" xmlns:am3d="http://schemas.microsoft.com/office/drawing/2017/model3d" xmlns:o="urn:schemas-microsoft-com:office:office" xmlns:oel="http://schemas.microsoft.com/office/2019/extlst" xmlns:r="http://schemas.openxmlformats.org/officeDocument/2006/relationships" xmlns:m="http://schemas.openxmlformats.org/officeDocument/2006/math" xmlns:v="urn:schemas-microsoft-com:vml" xmlns:wp14="http://schemas.microsoft.com/office/word/2010/wordprocessingDrawing" xmlns:wp="http://schemas.openxmlformats.org/drawingml/2006/wordprocessingDrawing" xmlns:w10="urn:schemas-microsoft-com:office:word" xmlns:w="http://schemas.openxmlformats.org/wordprocessingml/2006/main" xmlns:w14="http://schemas.microsoft.com/office/word/2010/wordml" xmlns:w15="http://schemas.microsoft.com/office/word/2012/wordml" xmlns:w16cex="http://schemas.microsoft.com/office/word/2018/wordml/cex" xmlns:w16cid="http://schemas.microsoft.com/office/word/2016/wordml/cid" xmlns:w16="http://schemas.microsoft.com/office/word/2018/wordml" xmlns:w16du="http://schemas.microsoft.com/office/word/2023/wordml/word16du" xmlns:w16sdtdh="http://schemas.microsoft.com/office/word/2020/wordml/sdtdatahash" xmlns:w16sdtfl="http://schemas.microsoft.com/office/word/2024/wordml/sdtformatlock" xmlns:w16se="http://schemas.microsoft.com/office/word/2015/wordml/symex" xmlns:wpg="http://schemas.microsoft.com/office/word/2010/wordprocessingGroup" xmlns:wpi="http://schemas.microsoft.com/office/word/2010/wordprocessingInk" xmlns:wne="http://schemas.microsoft.com/office/word/2006/wordml" xmlns:wps="http://schemas.microsoft.com/office/word/2010/wordprocessingShape" mc:Ignorable="w14 w15 w16se w16cid w16 w16cex w16sdtdh w16sdtfl w16du wp14">
+<w:numbering xmlns:wpc="http://schemas.microsoft.com/office/word/2010/wordprocessingCanvas" xmlns:cx="http://schemas.microsoft.com/office/drawing/2014/chartex" xmlns:cx1="http://schemas.microsoft.com/office/drawing/2015/9/8/chartex" xmlns:cx2="http://schemas.microsoft.com/office/drawing/2015/10/21/chartex" xmlns:cx3="http://schemas.microsoft.com/office/drawing/2016/5/9/chartex" xmlns:cx4="http://schemas.microsoft.com/office/drawing/2016/5/10/chartex" xmlns:cx5="http://schemas.microsoft.com/office/drawing/2016/5/11/chartex" xmlns:cx6="http://schemas.microsoft.com/office/drawing/2016/5/12/chartex" xmlns:cx7="http://schemas.microsoft.com/office/drawing/2016/5/13/chartex" xmlns:cx8="http://schemas.microsoft.com/office/drawing/2016/5/14/chartex" xmlns:mc="http://schemas.openxmlformats.org/markup-compatibility/2006" xmlns:m="http://schemas.openxmlformats.org/officeDocument/2006/math" xmlns:aink="http://schemas.microsoft.com/office/drawing/2016/ink" xmlns:am3d="http://schemas.microsoft.com/office/drawing/2017/model3d" xmlns:oel="http://schemas.microsoft.com/office/2019/extlst" xmlns:r="http://schemas.openxmlformats.org/officeDocument/2006/relationships" xmlns:wp14="http://schemas.microsoft.com/office/word/2010/wordprocessingDrawing" xmlns:wp="http://schemas.openxmlformats.org/drawingml/2006/wordprocessingDrawing" xmlns:wpg="http://schemas.microsoft.com/office/word/2010/wordprocessingGroup" xmlns:wpi="http://schemas.microsoft.com/office/word/2010/wordprocessingInk" xmlns:wps="http://schemas.microsoft.com/office/word/2010/wordprocessingShape" xmlns:o="urn:schemas-microsoft-com:office:office" xmlns:v="urn:schemas-microsoft-com:vml" xmlns:w10="urn:schemas-microsoft-com:office:word" xmlns:w="http://schemas.openxmlformats.org/wordprocessingml/2006/main" xmlns:w14="http://schemas.microsoft.com/office/word/2010/wordml" xmlns:w15="http://schemas.microsoft.com/office/word/2012/wordml" xmlns:w16cex="http://schemas.microsoft.com/office/word/2018/wordml/cex" xmlns:w16cid="http://schemas.microsoft.com/office/word/2016/wordml/cid" xmlns:w16="http://schemas.microsoft.com/office/word/2018/wordml" xmlns:w16sdtdh="http://schemas.microsoft.com/office/word/2020/wordml/sdtdatahash" xmlns:w16sdtfl="http://schemas.microsoft.com/office/word/2024/wordml/sdtformatlock" xmlns:w16se="http://schemas.microsoft.com/office/word/2015/wordml/symex" xmlns:w16du="http://schemas.microsoft.com/office/word/2023/wordml/word16du" xmlns:wne="http://schemas.microsoft.com/office/word/2006/wordml" mc:Ignorable="w14 w15 w16se w16cid w16 w16cex w16sdtdh w16sdtfl w16du wp14">
   <w:abstractNum w:abstractNumId="0" w15:restartNumberingAfterBreak="0">
     <w:nsid w:val="011B244A"/>
     <w:multiLevelType w:val="hybridMultilevel"/>
@@ -4156,7 +4401,7 @@
 </file>
 
 <file path=word/styles.xml><?xml version="1.0" encoding="utf-8"?>
-<w:styles xmlns:mc="http://schemas.openxmlformats.org/markup-compatibility/2006" xmlns:r="http://schemas.openxmlformats.org/officeDocument/2006/relationships" xmlns:w="http://schemas.openxmlformats.org/wordprocessingml/2006/main" xmlns:w14="http://schemas.microsoft.com/office/word/2010/wordml" xmlns:w15="http://schemas.microsoft.com/office/word/2012/wordml" xmlns:w16cex="http://schemas.microsoft.com/office/word/2018/wordml/cex" xmlns:w16cid="http://schemas.microsoft.com/office/word/2016/wordml/cid" xmlns:w16="http://schemas.microsoft.com/office/word/2018/wordml" xmlns:w16du="http://schemas.microsoft.com/office/word/2023/wordml/word16du" xmlns:w16sdtdh="http://schemas.microsoft.com/office/word/2020/wordml/sdtdatahash" xmlns:w16sdtfl="http://schemas.microsoft.com/office/word/2024/wordml/sdtformatlock" xmlns:w16se="http://schemas.microsoft.com/office/word/2015/wordml/symex" mc:Ignorable="w14 w15 w16se w16cid w16 w16cex w16sdtdh w16sdtfl w16du">
+<w:styles xmlns:mc="http://schemas.openxmlformats.org/markup-compatibility/2006" xmlns:r="http://schemas.openxmlformats.org/officeDocument/2006/relationships" xmlns:w="http://schemas.openxmlformats.org/wordprocessingml/2006/main" xmlns:w14="http://schemas.microsoft.com/office/word/2010/wordml" xmlns:w15="http://schemas.microsoft.com/office/word/2012/wordml" xmlns:w16cex="http://schemas.microsoft.com/office/word/2018/wordml/cex" xmlns:w16cid="http://schemas.microsoft.com/office/word/2016/wordml/cid" xmlns:w16="http://schemas.microsoft.com/office/word/2018/wordml" xmlns:w16sdtdh="http://schemas.microsoft.com/office/word/2020/wordml/sdtdatahash" xmlns:w16sdtfl="http://schemas.microsoft.com/office/word/2024/wordml/sdtformatlock" xmlns:w16se="http://schemas.microsoft.com/office/word/2015/wordml/symex" xmlns:w16du="http://schemas.microsoft.com/office/word/2023/wordml/word16du" mc:Ignorable="w14 w15 w16se w16cid w16 w16cex w16sdtdh w16sdtfl w16du">
   <w:docDefaults>
     <w:rPrDefault>
       <w:rPr>
@@ -6843,7 +7088,7 @@
   <dgm:whole/>
   <dgm:extLst>
     <a:ext uri="http://schemas.microsoft.com/office/drawing/2008/diagram">
-      <dsp:dataModelExt xmlns:dsp="http://schemas.microsoft.com/office/drawing/2008/diagram" relId="rId11" minVer="http://schemas.openxmlformats.org/drawingml/2006/diagram"/>
+      <dsp:dataModelExt xmlns:dsp="http://schemas.microsoft.com/office/drawing/2008/diagram" relId="rId15" minVer="http://schemas.openxmlformats.org/drawingml/2006/diagram"/>
     </a:ext>
   </dgm:extLst>
 </dgm:dataModel>

--- a/lab07/unit_07-more_css_box_model(1).docx
+++ b/lab07/unit_07-more_css_box_model(1).docx
@@ -1777,6 +1777,19 @@
       <w:r>
         <w:t>Body background color</w:t>
       </w:r>
+      <w:r>
+        <w:t xml:space="preserve"> </w:t>
+      </w:r>
+      <w:r>
+        <w:t>#</w:t>
+      </w:r>
+      <w:r>
+        <w:rPr>
+          <w:b/>
+          <w:bCs/>
+        </w:rPr>
+        <w:t>0e1a40</w:t>
+      </w:r>
     </w:p>
     <w:p>
       <w:pPr>
@@ -1789,6 +1802,19 @@
       <w:r>
         <w:t>Text color</w:t>
       </w:r>
+      <w:r>
+        <w:t xml:space="preserve"> </w:t>
+      </w:r>
+      <w:r>
+        <w:t>#</w:t>
+      </w:r>
+      <w:r>
+        <w:rPr>
+          <w:b/>
+          <w:bCs/>
+        </w:rPr>
+        <w:t>ffffff</w:t>
+      </w:r>
     </w:p>
     <w:p>
       <w:pPr>
@@ -1801,6 +1827,19 @@
       <w:r>
         <w:t>Link color</w:t>
       </w:r>
+      <w:r>
+        <w:t xml:space="preserve"> </w:t>
+      </w:r>
+      <w:r>
+        <w:t>#</w:t>
+      </w:r>
+      <w:r>
+        <w:rPr>
+          <w:b/>
+          <w:bCs/>
+        </w:rPr>
+        <w:t>d9b36c</w:t>
+      </w:r>
     </w:p>
     <w:p>
       <w:pPr>
@@ -1813,6 +1852,19 @@
       <w:r>
         <w:t>Heading color</w:t>
       </w:r>
+      <w:r>
+        <w:t xml:space="preserve"> </w:t>
+      </w:r>
+      <w:r>
+        <w:t>#</w:t>
+      </w:r>
+      <w:r>
+        <w:rPr>
+          <w:b/>
+          <w:bCs/>
+        </w:rPr>
+        <w:t>946b2d</w:t>
+      </w:r>
     </w:p>
     <w:p>
       <w:pPr>
@@ -1825,6 +1877,19 @@
       <w:r>
         <w:t>Site Navigation Background</w:t>
       </w:r>
+      <w:r>
+        <w:t xml:space="preserve"> </w:t>
+      </w:r>
+      <w:r>
+        <w:t>#</w:t>
+      </w:r>
+      <w:r>
+        <w:rPr>
+          <w:b/>
+          <w:bCs/>
+        </w:rPr>
+        <w:t>222f5b</w:t>
+      </w:r>
     </w:p>
     <w:p>
       <w:pPr>
@@ -1837,6 +1902,19 @@
       <w:r>
         <w:t>Site Navigation Highlight Color</w:t>
       </w:r>
+      <w:r>
+        <w:t xml:space="preserve"> </w:t>
+      </w:r>
+      <w:r>
+        <w:t>#</w:t>
+      </w:r>
+      <w:r>
+        <w:rPr>
+          <w:b/>
+          <w:bCs/>
+        </w:rPr>
+        <w:t>5d5d5d</w:t>
+      </w:r>
     </w:p>
     <w:p>
       <w:pPr>
@@ -1848,6 +1926,19 @@
       </w:pPr>
       <w:r>
         <w:t>Site Navigation Link Color</w:t>
+      </w:r>
+      <w:r>
+        <w:t xml:space="preserve"> </w:t>
+      </w:r>
+      <w:r>
+        <w:t>#</w:t>
+      </w:r>
+      <w:r>
+        <w:rPr>
+          <w:b/>
+          <w:bCs/>
+        </w:rPr>
+        <w:t>e6e6e6</w:t>
       </w:r>
       <w:r>
         <w:br/>
